--- a/astro-site/public/dl/guia-pasteleria-obrador/business-plan-modelo-pasteleria.docx
+++ b/astro-site/public/dl/guia-pasteleria-obrador/business-plan-modelo-pasteleria.docx
@@ -47,7 +47,7 @@
           <w:b/>
           <w:i w:val="0"/>
         </w:rPr>
-        <w:t>Versión 1.0 · septiembre de 2026 · aichef.pro/guia-pasteleria-obrador</w:t>
+        <w:t>Versión 1.0.1 · septiembre de 2026 · aichef.pro/guia-pasteleria-obrador</w:t>
       </w:r>
     </w:p>
     <w:p>
@@ -230,7 +230,7 @@
           <w:b w:val="0"/>
           <w:i w:val="0"/>
         </w:rPr>
-        <w:t>De esos 261.826 €, la aportación de recursos propios es 201.826 € y el préstamo pedido es de 60.000 €. Dentro del desembolso total, 33.911 € es IVA soportado sobre la inversión, que Hacienda devuelve más adelante y que por tanto no es un coste real del proyecto, sino un adelanto de tesorería.</w:t>
+        <w:t>De esos 261.826 €, la aportación de recursos propios es 201.826 € y el préstamo pedido es de 60.000 €. Dentro del desembolso total, 33.911 € es IVA soportado sobre la inversión, que Hacienda devuelve más adelante y que por tanto no es un coste (costo) real del proyecto, sino un adelanto de tesorería.</w:t>
       </w:r>
     </w:p>
     <w:p>
@@ -256,7 +256,7 @@
           <w:b w:val="0"/>
           <w:i w:val="0"/>
         </w:rPr>
-        <w:t>Los ingresos del año de crucero son 322.198 €. El resultado neto de los tres años y el margen neto de ese año de crucero están calculados, partida a partida, en el cuadro de la previsión financiera que acompaña a este resumen: ahí se ve cómo se llega desde la facturación hasta el beneficio, sin necesidad de repetir aquí cada línea.</w:t>
+        <w:t>Los ingresos del año de crucero son 322.198 €, con un resultado neto de 27.836 € y un margen neto del 8,6 %; el año uno, todavía en rampa de arranque, cierra en 4.469 €. El negocio cubre su equilibrio de caja con 148,9 tickets al día y el plan prevé 183, una holgura del 22,9 %. El cuadro de la previsión financiera que acompaña a este resumen desglosa, partida a partida, cómo se llega desde la facturación hasta el beneficio.</w:t>
       </w:r>
     </w:p>
     <w:p>
@@ -265,7 +265,7 @@
           <w:b w:val="0"/>
           <w:i w:val="0"/>
         </w:rPr>
-        <w:t>El gerente de Pastelerías Pomar, en «Matías, dueño de una pastelería en España: montar un obrador cuesta... y la rentabilidad - El...» (2025-11-21), sitúa en un rango porcentual la rentabilidad neta de una pastelería que va bien; no repetimos esa cifra, porque el margen de este caso concreto es el que figura, ya calculado, en el cuadro de resultados de los tres años.</w:t>
+        <w:t>El gerente de Pastelerías Pomar, en «Matías, dueño de una pastelería en España: montar un obrador cuesta... y la rentabilidad - El...» (2025-11-21), sitúa la rentabilidad neta de una pastelería que va bien entre el 8 % y el 12 %: el 8,6 % de este plan cae en el tramo bajo de esa banda, que es donde tiene que caer un caso construido con supuestos conservadores.</w:t>
       </w:r>
     </w:p>
     <w:p>
@@ -274,7 +274,7 @@
           <w:b w:val="0"/>
           <w:i w:val="0"/>
         </w:rPr>
-        <w:t>Cuándo llega este negocio al punto de equilibrio y con cuánta holgura lo hace es un dato que también vive en esa misma sección financiera del pack: es la hoja que hay que abrir antes de firmar nada, no una frase que se pueda resumir sin verla.</w:t>
+        <w:t>La hoja de punto de equilibrio del plan financiero es la que hay que abrir antes de firmar nada: ahí se ve el umbral contable, el de caja y la sensibilidad de los dos a un euro menos de ticket medio.</w:t>
       </w:r>
     </w:p>
     <w:p>
@@ -587,7 +587,7 @@
           <w:b w:val="0"/>
           <w:i w:val="0"/>
         </w:rPr>
-        <w:t>El mercado de la pastelería (repostería) en España no es pequeño: los hogares españoles consumieron 274,2 millones de kg de bollería y pastelería en 2025, con un gasto de 1.917,6 M€ y una media de 5,85 kg por persona al año, y el volumen creció un 5,3 % mientras el valor subió un 5,6 % (El Independiente, 2026). Ese consumo no se reparte igual entre todos los bolsillos: los hogares de renta baja comen 8,26 kg por persona al año frente a los 4,39 kg de los de renta alta, casi el doble (El Independiente, 2026). Al mismo tiempo, la industria de masas congeladas no deja de ganar terreno: produjo 233.856 toneladas en 2025 (+0,17 % interanual) y facturó 2.001,63 M€ (+3,20 %), superando por primera vez los 2.000 millones, con una producción que ha crecido un 31,1 % entre 2018 y 2025 (ASEMAC, 2026).</w:t>
+        <w:t>El mercado de la pastelería en España no es pequeño: los hogares españoles consumieron 274,2 millones de kg de bollería y pastelería en 2025, con un gasto de 1.917,6 M€ y una media de 5,85 kg por persona al año, y el volumen creció un 5,3 % mientras el valor subió un 5,6 % (El Independiente, 2026). Ese consumo no se reparte igual entre todos los bolsillos: los hogares de renta baja comen 8,26 kg por persona al año frente a los 4,39 kg de los de renta alta, casi el doble (El Independiente, 2026). Al mismo tiempo, la industria de masas congeladas no deja de ganar terreno: produjo 233.856 toneladas en 2025 (+0,17 % interanual) y facturó 2.001,63 M€ (+3,20 %), superando por primera vez los 2.000 millones, con una producción que ha crecido un 31,1 % entre 2018 y 2025 (ASEMAC, 2026).</w:t>
       </w:r>
     </w:p>
     <w:p>
@@ -639,7 +639,7 @@
           <w:b w:val="0"/>
           <w:i w:val="0"/>
         </w:rPr>
-        <w:t>La curva del año no es plana, y planificarla como si lo fuera es el primer error de caja. El mes más alto pesa un 9,8 % sobre las ventas del año y el más bajo un 5,7 %: casi el doble de un mes a otro. Esto no se planifica por media mensual, se planifica por tesorería: comprar, producir y contratar personal pensando en el mes que toca, no en un promedio de doce que no existe en ningún mes real. La tabla de abajo, con el peso de cada mes, es la que hay que mirar antes de firmar un pedido a proveedor o un turno extra.</w:t>
+        <w:t>La curva del año no es plana, y planificarla como si lo fuera es el primer error de caja. El mes más alto pesa un 11,2 % sobre las ventas del año y el más bajo un 5,4 %: más del doble de un mes a otro. Esto no se planifica por media mensual, se planifica por tesorería: comprar, producir y contratar personal pensando en el mes que toca, no en un promedio de doce que no existe en ningún mes real. La tabla de abajo, con el peso de cada mes, es la que hay que mirar antes de firmar un pedido a proveedor o un turno extra.</w:t>
       </w:r>
     </w:p>
     <w:p>
@@ -648,7 +648,7 @@
           <w:b w:val="0"/>
           <w:i w:val="0"/>
         </w:rPr>
-        <w:t>Las seis campañas del año pesan conjuntamente un 13,2 % sobre la facturación total, y ese peso concentrado es exactamente lo que hay que traducir en capacidad de obrador (taller o laboratorio): cuántas piezas puede sacar el equipo en esos días sin reventar el turno. Esa cuenta, con el personal y los tiempos de producción, se hace en la sección de operaciones de este plan, no aquí.</w:t>
+        <w:t>Las seis campañas del año pesan conjuntamente un 7,0 % sobre la facturación total, y ese peso concentrado es exactamente lo que hay que traducir en capacidad de obrador: cuántas piezas puede sacar el equipo en esos días sin reventar el turno. Esa cuenta, con el personal y los tiempos de producción, se hace en la sección de operaciones de este plan, no aquí.</w:t>
       </w:r>
     </w:p>
     <w:p>
@@ -674,7 +674,7 @@
           <w:b w:val="0"/>
           <w:i w:val="0"/>
         </w:rPr>
-        <w:t>Frente a los tres últimos, el proyecto tiene una barrera de entrada real y que no cuesta ni un euro: la mención "elaboración propia" en el escaparate o en la vitrina sólo la puede llevar quien de verdad elabora en su obrador, con sus condiciones. El punto caliente, el súper y el bar que compran masa ya hecha no pueden ponerla, y esa etiqueta es la que el cliente de renta media y alta busca cuando entra a comprar una tarta (pastel o torta) para un encargo, no para el día a día.</w:t>
+        <w:t>Frente a los tres últimos, el proyecto tiene una barrera de entrada real y que no cuesta ni un euro: la mención "elaboración propia" en el escaparate o en la vitrina sólo la puede llevar quien elabora en su obrador, con sus condiciones. El punto caliente, el súper y el bar que compran masa ya hecha no pueden ponerla, y esa etiqueta es la que el cliente de renta media y alta busca cuando entra a comprar una tarta (pastel o torta) para un encargo, no para el día a día.</w:t>
       </w:r>
     </w:p>
     <w:p>
@@ -803,7 +803,7 @@
                 <w:b w:val="0"/>
                 <w:i w:val="0"/>
               </w:rPr>
-              <w:t>1,18</w:t>
+              <w:t>1,34</w:t>
             </w:r>
           </w:p>
         </w:tc>
@@ -818,7 +818,7 @@
                 <w:b w:val="0"/>
                 <w:i w:val="0"/>
               </w:rPr>
-              <w:t>31.683 €</w:t>
+              <w:t>35.979 €</w:t>
             </w:r>
           </w:p>
         </w:tc>
@@ -833,7 +833,7 @@
                 <w:b w:val="0"/>
                 <w:i w:val="0"/>
               </w:rPr>
-              <w:t>9,8 %</w:t>
+              <w:t>11,2 %</w:t>
             </w:r>
           </w:p>
         </w:tc>
@@ -880,7 +880,7 @@
                 <w:b w:val="0"/>
                 <w:i w:val="0"/>
               </w:rPr>
-              <w:t>0,94</w:t>
+              <w:t>0,93</w:t>
             </w:r>
           </w:p>
         </w:tc>
@@ -895,7 +895,7 @@
                 <w:b w:val="0"/>
                 <w:i w:val="0"/>
               </w:rPr>
-              <w:t>25.239 €</w:t>
+              <w:t>24.970 €</w:t>
             </w:r>
           </w:p>
         </w:tc>
@@ -957,7 +957,7 @@
                 <w:b w:val="0"/>
                 <w:i w:val="0"/>
               </w:rPr>
-              <w:t>0,98</w:t>
+              <w:t>0,97</w:t>
             </w:r>
           </w:p>
         </w:tc>
@@ -972,7 +972,7 @@
                 <w:b w:val="0"/>
                 <w:i w:val="0"/>
               </w:rPr>
-              <w:t>26.313 €</w:t>
+              <w:t>26.044 €</w:t>
             </w:r>
           </w:p>
         </w:tc>
@@ -987,7 +987,7 @@
                 <w:b w:val="0"/>
                 <w:i w:val="0"/>
               </w:rPr>
-              <w:t>8,2 %</w:t>
+              <w:t>8,1 %</w:t>
             </w:r>
           </w:p>
         </w:tc>
@@ -1034,7 +1034,7 @@
                 <w:b w:val="0"/>
                 <w:i w:val="0"/>
               </w:rPr>
-              <w:t>1,05</w:t>
+              <w:t>1,04</w:t>
             </w:r>
           </w:p>
         </w:tc>
@@ -1049,7 +1049,7 @@
                 <w:b w:val="0"/>
                 <w:i w:val="0"/>
               </w:rPr>
-              <w:t>28.192 €</w:t>
+              <w:t>27.924 €</w:t>
             </w:r>
           </w:p>
         </w:tc>
@@ -1111,7 +1111,7 @@
                 <w:b w:val="0"/>
                 <w:i w:val="0"/>
               </w:rPr>
-              <w:t>1,08</w:t>
+              <w:t>1,07</w:t>
             </w:r>
           </w:p>
         </w:tc>
@@ -1126,7 +1126,7 @@
                 <w:b w:val="0"/>
                 <w:i w:val="0"/>
               </w:rPr>
-              <w:t>28.998 €</w:t>
+              <w:t>28.729 €</w:t>
             </w:r>
           </w:p>
         </w:tc>
@@ -1141,7 +1141,7 @@
                 <w:b w:val="0"/>
                 <w:i w:val="0"/>
               </w:rPr>
-              <w:t>9,0 %</w:t>
+              <w:t>8,9 %</w:t>
             </w:r>
           </w:p>
         </w:tc>
@@ -1188,7 +1188,7 @@
                 <w:b w:val="0"/>
                 <w:i w:val="0"/>
               </w:rPr>
-              <w:t>0,98</w:t>
+              <w:t>0,97</w:t>
             </w:r>
           </w:p>
         </w:tc>
@@ -1203,7 +1203,7 @@
                 <w:b w:val="0"/>
                 <w:i w:val="0"/>
               </w:rPr>
-              <w:t>26.313 €</w:t>
+              <w:t>26.044 €</w:t>
             </w:r>
           </w:p>
         </w:tc>
@@ -1218,7 +1218,7 @@
                 <w:b w:val="0"/>
                 <w:i w:val="0"/>
               </w:rPr>
-              <w:t>8,2 %</w:t>
+              <w:t>8,1 %</w:t>
             </w:r>
           </w:p>
         </w:tc>
@@ -1265,7 +1265,7 @@
                 <w:b w:val="0"/>
                 <w:i w:val="0"/>
               </w:rPr>
-              <w:t>0,86</w:t>
+              <w:t>0,85</w:t>
             </w:r>
           </w:p>
         </w:tc>
@@ -1280,7 +1280,7 @@
                 <w:b w:val="0"/>
                 <w:i w:val="0"/>
               </w:rPr>
-              <w:t>23.091 €</w:t>
+              <w:t>22.822 €</w:t>
             </w:r>
           </w:p>
         </w:tc>
@@ -1295,7 +1295,7 @@
                 <w:b w:val="0"/>
                 <w:i w:val="0"/>
               </w:rPr>
-              <w:t>7,2 %</w:t>
+              <w:t>7,1 %</w:t>
             </w:r>
           </w:p>
         </w:tc>
@@ -1342,7 +1342,7 @@
                 <w:b w:val="0"/>
                 <w:i w:val="0"/>
               </w:rPr>
-              <w:t>0,68</w:t>
+              <w:t>0,65</w:t>
             </w:r>
           </w:p>
         </w:tc>
@@ -1357,7 +1357,7 @@
                 <w:b w:val="0"/>
                 <w:i w:val="0"/>
               </w:rPr>
-              <w:t>18.258 €</w:t>
+              <w:t>17.452 €</w:t>
             </w:r>
           </w:p>
         </w:tc>
@@ -1372,7 +1372,7 @@
                 <w:b w:val="0"/>
                 <w:i w:val="0"/>
               </w:rPr>
-              <w:t>5,7 %</w:t>
+              <w:t>5,4 %</w:t>
             </w:r>
           </w:p>
         </w:tc>
@@ -1419,7 +1419,7 @@
                 <w:b w:val="0"/>
                 <w:i w:val="0"/>
               </w:rPr>
-              <w:t>0,92</w:t>
+              <w:t>0,91</w:t>
             </w:r>
           </w:p>
         </w:tc>
@@ -1434,7 +1434,7 @@
                 <w:b w:val="0"/>
                 <w:i w:val="0"/>
               </w:rPr>
-              <w:t>24.702 €</w:t>
+              <w:t>24.433 €</w:t>
             </w:r>
           </w:p>
         </w:tc>
@@ -1449,7 +1449,7 @@
                 <w:b w:val="0"/>
                 <w:i w:val="0"/>
               </w:rPr>
-              <w:t>7,7 %</w:t>
+              <w:t>7,6 %</w:t>
             </w:r>
           </w:p>
         </w:tc>
@@ -1496,7 +1496,7 @@
                 <w:b w:val="0"/>
                 <w:i w:val="0"/>
               </w:rPr>
-              <w:t>0,96</w:t>
+              <w:t>0,95</w:t>
             </w:r>
           </w:p>
         </w:tc>
@@ -1511,7 +1511,7 @@
                 <w:b w:val="0"/>
                 <w:i w:val="0"/>
               </w:rPr>
-              <w:t>25.776 €</w:t>
+              <w:t>25.507 €</w:t>
             </w:r>
           </w:p>
         </w:tc>
@@ -1526,7 +1526,7 @@
                 <w:b w:val="0"/>
                 <w:i w:val="0"/>
               </w:rPr>
-              <w:t>8,0 %</w:t>
+              <w:t>7,9 %</w:t>
             </w:r>
           </w:p>
         </w:tc>
@@ -1573,7 +1573,7 @@
                 <w:b w:val="0"/>
                 <w:i w:val="0"/>
               </w:rPr>
-              <w:t>1,09</w:t>
+              <w:t>1,08</w:t>
             </w:r>
           </w:p>
         </w:tc>
@@ -1588,7 +1588,7 @@
                 <w:b w:val="0"/>
                 <w:i w:val="0"/>
               </w:rPr>
-              <w:t>29.266 €</w:t>
+              <w:t>28.998 €</w:t>
             </w:r>
           </w:p>
         </w:tc>
@@ -1603,7 +1603,7 @@
                 <w:b w:val="0"/>
                 <w:i w:val="0"/>
               </w:rPr>
-              <w:t>9,1 %</w:t>
+              <w:t>9,0 %</w:t>
             </w:r>
           </w:p>
         </w:tc>
@@ -1650,7 +1650,7 @@
                 <w:b w:val="0"/>
                 <w:i w:val="0"/>
               </w:rPr>
-              <w:t>1,28</w:t>
+              <w:t>1,24</w:t>
             </w:r>
           </w:p>
         </w:tc>
@@ -1665,7 +1665,7 @@
                 <w:b w:val="0"/>
                 <w:i w:val="0"/>
               </w:rPr>
-              <w:t>34.368 €</w:t>
+              <w:t>33.294 €</w:t>
             </w:r>
           </w:p>
         </w:tc>
@@ -1680,7 +1680,7 @@
                 <w:b w:val="0"/>
                 <w:i w:val="0"/>
               </w:rPr>
-              <w:t>10,7 %</w:t>
+              <w:t>10,3 %</w:t>
             </w:r>
           </w:p>
         </w:tc>
@@ -1811,7 +1811,7 @@
           <w:b w:val="0"/>
           <w:i w:val="0"/>
         </w:rPr>
-        <w:t>Antes de tocar un solo ingrediente, el concepto de la pastelería (repostería) se define en términos de negocio: qué se elabora, qué queda fuera, y por qué esa frontera encaja con la capacidad del obrador (taller o laboratorio) y con la plaza donde se instala. El caso modelado apuesta por una carta de producto de temporada y de encargo (pedido) con una base fija de bollería y tarta (pastel o torta) de mostrador, dejando fuera la panadería de barra y el servicio de cafetería en mesa: dos líneas que exigirían otro equipo, otra plantilla y otra licencia, y que diluirían el foco del obrador en su primer año. Declarar lo que el proyecto no va a hacer pesa en el plan tanto como lo que sí hace, porque es la primera pregunta que se hace cualquier banco al leer el dossier: si la inversión que se pide encaja con el negocio que de verdad se va a operar. Detrás de esa propuesta hay una carta con un número acotado de referencias, organizadas en cinco familias que reparten el riesgo entre el producto de vitrina (exhibidor) de rotación diaria y el encargo de mayor valor. Ese reparto por familias es también una decisión defensiva: cuando un solo producto concentra una parte demasiado grande de la facturación, como ocurre en Hofmann, donde un único artículo, su croissant de mascarpone, llega a representar cerca del 30 % de la facturación global de la pastelería (Hofmann Badalona: nuevo centro de I+D y expansión internacional - The New Barcelona Post, 2026-02-12), cualquier tropiezo en ese producto golpea directamente a la caja. El caso modelado reparte el peso entre familias precisamente para no depender de una sola pieza estrella.</w:t>
+        <w:t>Antes de tocar un solo ingrediente, el concepto de la pastelería se define en términos de negocio: qué se elabora, qué queda fuera, y por qué esa frontera encaja con la capacidad del obrador y con la plaza donde se instala. El caso modelado apuesta por una carta de producto de temporada y de encargo con una base fija de bollería y tarta de mostrador, dejando fuera la panadería de barra y el servicio de cafetería en mesa: dos líneas que exigirían otro equipo, otra plantilla y otra licencia, y que diluirían el foco del obrador en su primer año. Declarar lo que el proyecto no va a hacer pesa en el plan tanto como lo que sí hace, porque es la primera pregunta que se hace cualquier banco al leer el dossier: si la inversión que se pide encaja con el negocio que de verdad se va a operar. Detrás de esa propuesta hay una carta con un número acotado de referencias, organizadas en cinco familias que reparten el riesgo entre el producto de vitrina de rotación diaria y el encargo de mayor valor. Ese reparto por familias es también una decisión defensiva: cuando un solo producto concentra una parte demasiado grande de la facturación, como ocurre en Hofmann, donde un único artículo, su croissant de mascarpone, llega a representar cerca del 30 % de la facturación global de la pastelería (Hofmann Badalona: nuevo centro de I+D y expansión internacional - The New Barcelona Post, 2026-02-12), cualquier tropiezo en ese producto golpea directamente a la caja. El caso modelado reparte el peso entre familias precisamente para no depender de una sola pieza estrella.</w:t>
       </w:r>
     </w:p>
     <w:p>
@@ -1828,7 +1828,7 @@
           <w:b w:val="0"/>
           <w:i w:val="0"/>
         </w:rPr>
-        <w:t>El margen no se calcula pieza a pieza sin más: se mide el margen de contribución medio por pieza de toda la carta, que en el caso modelado queda en 1,07 €, y se contrasta con el coste (costo) real de servir cada partida, no sólo con el de comprarla. La carta de apertura tiene un food cost de materia del 17,6 %, es decir, lo que cuestan los ingredientes puestos sobre la mesa de trabajo, y un food cost servido del 20,3 % una vez se suman la merma de obrador y el packaging de venta: la diferencia entre ambos porcentajes es justo ese margen de seguridad operativo que separa la teoría del escandallo (costeo) de la realidad del día a día. La tabla de abajo muestra cómo queda la carta después de pasar por el filtro de margen y de rotación, con cada referencia en su familia y su margen de contribución individual.</w:t>
+        <w:t>El margen no se calcula pieza a pieza sin más: se mide el margen de contribución medio por pieza de toda la carta, que en el caso modelado queda en 1,07 €, y se contrasta con el coste real de servir cada partida, no sólo con el de comprarla. La carta de apertura tiene un food cost de materia del 17,6 %, es decir, lo que cuestan los ingredientes puestos sobre la mesa de trabajo, y un food cost servido del 20,3 % una vez se suman la merma de obrador y el packaging de venta: la diferencia entre ambos porcentajes es justo ese margen de seguridad operativo que separa la teoría del escandallo (costeo) de la realidad del día a día. La tabla de abajo muestra cómo queda la carta después de pasar por el filtro de margen y de rotación, con cada referencia en su familia y su margen de contribución individual.</w:t>
       </w:r>
     </w:p>
     <w:p>
@@ -1845,7 +1845,7 @@
           <w:b w:val="0"/>
           <w:i w:val="0"/>
         </w:rPr>
-        <w:t>La misma carta se vende por cuatro canales distintos, y no todos valen lo mismo para la caja aunque su margen se parezca. El cuadro siguiente detalla el peso de cada canal, su margen de contribución y sus días de cobro, pero la cifra que resume el conjunto es el margen de contribución medio ponderado de los canales, que en el caso modelado es del 66,5 %. La venta directa en vitrina es la que sostiene el negocio, y no sólo por margen: cobra al contado, mientras que el resto de canales arrastra un plazo. Ese plazo es la consecuencia financiera que de verdad importa: dos canales con el mismo margen de contribución no valen lo mismo para la tesorería si uno cobra en el momento y el otro cobra a treinta o sesenta días, porque durante ese plazo la pastelería sigue pagando harina, personal y alquiler con el dinero que ya ha entregado. La estructura de cobro de Pastelerías Pomar es un buen ejemplo de hasta qué punto puede concentrarse la caja en un solo canal: un 95 % de venta directa al cliente y sólo un 5 % de venta a crédito a 30-60 días (Matías, dueño de una pastelería en España: montar un obrador cuesta... y la rentabilidad - El..., 2025-11-21). El caso modelado no reproduce ese mismo reparto, pero la lección sí aplica: cuanto más pesa la venta directa sobre el total, menos tensiona la caja el crecimiento de la carta.</w:t>
+        <w:t>La misma carta se vende por cuatro canales distintos, y no todos valen lo mismo para la caja aunque su margen se parezca. El cuadro siguiente detalla el peso de cada canal, su margen de contribución y sus días de cobro, pero la cifra que resume el conjunto es el margen de contribución medio ponderado de los canales, que en el caso modelado es del 66,5 %. La venta directa en vitrina es la que sostiene el negocio, y no sólo por margen: cobra al contado, mientras que el resto de canales arrastra un plazo. Ese plazo es la consecuencia financiera que importa: dos canales con el mismo margen de contribución no valen lo mismo para la tesorería si uno cobra en el momento y el otro cobra a treinta o sesenta días, porque durante ese plazo la pastelería sigue pagando harina, personal y alquiler con el dinero que ya ha entregado. La estructura de cobro de Pastelerías Pomar es un buen ejemplo de hasta qué punto puede concentrarse la caja en un solo canal: un 95 % de venta directa al cliente y sólo un 5 % de venta a crédito a 30-60 días (Matías, dueño de una pastelería en España: montar un obrador cuesta... y la rentabilidad - El..., 2025-11-21). El caso modelado no reproduce ese mismo reparto, pero la lección sí aplica: cuanto más pesa la venta directa sobre el total, menos tensiona la caja el crecimiento de la carta.</w:t>
       </w:r>
     </w:p>
     <w:p>
@@ -2073,46 +2073,6 @@
           </w:p>
         </w:tc>
       </w:tr>
-      <w:tr>
-        <w:tc>
-          <w:tcPr>
-            <w:tcW w:type="dxa" w:w="3249"/>
-          </w:tcPr>
-          <w:p>
-            <w:r/>
-            <w:r>
-              <w:rPr>
-                <w:b w:val="0"/>
-                <w:i w:val="0"/>
-              </w:rPr>
-              <w:t>Margen ponderado medio de la carta (€)</w:t>
-            </w:r>
-          </w:p>
-        </w:tc>
-        <w:tc>
-          <w:tcPr>
-            <w:tcW w:type="dxa" w:w="3249"/>
-          </w:tcPr>
-          <w:p>
-            <w:r/>
-            <w:r>
-              <w:rPr>
-                <w:b w:val="0"/>
-                <w:i w:val="0"/>
-              </w:rPr>
-              <w:t>0</w:t>
-            </w:r>
-          </w:p>
-        </w:tc>
-        <w:tc>
-          <w:tcPr>
-            <w:tcW w:type="dxa" w:w="3249"/>
-          </w:tcPr>
-          <w:p>
-            <w:r/>
-          </w:p>
-        </w:tc>
-      </w:tr>
     </w:tbl>
     <w:p/>
     <w:p>
@@ -2124,7 +2084,7 @@
           <w:i/>
           <w:color w:val="444444"/>
         </w:rPr>
-        <w:t>El margen ponderado suma lo que aporta cada grupo de referencias al margen de cien piezas vendidas con el mix previsto.</w:t>
+        <w:t>El margen ponderado suma lo que aporta cada grupo de referencias al margen de cien piezas vendidas con el mix previsto. El margen ponderado MEDIO por referencia de la carta es otra cosa y son 0,04 €; el de las cien piezas vendidas con este mix, 1,07 €.</w:t>
       </w:r>
     </w:p>
     <w:p>
@@ -2820,7 +2780,7 @@
           <w:b w:val="0"/>
           <w:i w:val="0"/>
         </w:rPr>
-        <w:t>El local del caso son 90 metros cuadrados, y el reparto por zonas sigue el principio de marcha adelante: el producto avanza siempre hacia delante, de la recepción de materia prima hasta la vitrina, sin cruzarse nunca con el circuito de residuos ni con el de personal. Es la razón por la que el obrador (taller o laboratorio) no está pegado a la puerta de la calle y por la que el almacén de residuos tiene su propia salida. La ficha de licencia para panadería u obrador (Estudio LBA, 2026) fija siete zonas obligatorias para poder hablar de marcha adelante: venta, obrador, almacén de materia prima, cámara frigorífica, almacén de producto terminado, vestuarios y aseos de personal, y almacén de residuos. La tabla de abajo reparte los 90 metros entre esas siete zonas con su superficie exacta.</w:t>
+        <w:t>El local del caso son 90 metros cuadrados, y el reparto por zonas sigue el principio de marcha adelante: el producto avanza siempre hacia delante, de la recepción de materia prima hasta la vitrina, sin cruzarse nunca con el circuito de residuos ni con el de personal. Es la razón por la que el obrador no está pegado a la puerta de la calle y por la que el almacén de residuos tiene su propia salida. La ficha de licencia para panadería u obrador (Estudio LBA, 2026) fija siete zonas obligatorias para poder hablar de marcha adelante: venta, obrador, almacén de materia prima, cámara frigorífica, almacén de producto terminado, vestuarios y aseos de personal, y almacén de residuos. La tabla de abajo reparte los 90 metros entre esas siete zonas con su superficie exacta.</w:t>
       </w:r>
     </w:p>
     <w:p>
@@ -2846,7 +2806,7 @@
           <w:b w:val="0"/>
           <w:i w:val="0"/>
         </w:rPr>
-        <w:t>El negocio quiere sacar 476 piezas al día en velocidad de crucero. El conjunto de equipos que se compra en el caso permite llegar a 480, así que hay margen, pero es un margen corto: el equipo que fija ese techo es el que marca el cuello de botella de toda la línea, y por encima de esa cifra no hay manera de producir más sin invertir en una segunda unidad. La hoja de cuello de botella de la calculadora de capacidad es la que hay que revisar antes de decidir la carta o de aceptar un encargo (pedido) grande fuera de lo habitual, porque un pico de tartas (pasteles o tortas) por encargo puede comerse en un solo día la holgura que separa el día normal del techo del equipo.</w:t>
+        <w:t>El negocio quiere sacar 476 piezas al día en velocidad de crucero. El conjunto de equipos que se compra en el caso permite llegar a 480, así que hay margen, pero es un margen corto: el equipo que fija ese techo es el que marca el cuello de botella de toda la línea, y por encima de esa cifra no hay manera de producir más sin invertir en una segunda unidad. La hoja de cuello de botella de la calculadora de capacidad es la que hay que revisar antes de decidir la carta o de aceptar un encargo grande fuera de lo habitual, porque un pico de tartas por encargo puede comerse en un solo día la holgura que separa el día normal del techo del equipo.</w:t>
       </w:r>
     </w:p>
     <w:p>
@@ -2872,7 +2832,7 @@
           <w:b w:val="0"/>
           <w:i w:val="0"/>
         </w:rPr>
-        <w:t>La plantilla del caso son 5 personas: un Jefe Pastelero, un Pastelero, un Ayudante y dos Dependiente Vitrina. En jornadas completas equivalentes son 3,5, porque parte de esas cinco personas no trabaja a tiempo completo todo el año. El coste (costo) de personal asciende a 92.776 € al año, ya con la Seguridad Social dentro, y esa cifra ya recoge la subida salarial del convenio del sector de confitería, pastelería, bollería, repostería, heladería y platos cocinados de la Comunidad de Madrid para 2026 (Resolución de 7 de febrero de 2026 de la D.G. de Trabajo de la Comunidad de Madrid). En el año de crucero, ese coste de personal representa el 28,8 % de las ventas: es el ratio que hay que vigilar mes a mes en la cuenta de explotación, porque si se dispara por encima de eso el negocio deja de generar el margen con el que está modelado.</w:t>
+        <w:t>La plantilla del caso son 5 personas: un Jefe Pastelero, un Pastelero, un Ayudante y dos Dependiente Vitrina. En jornadas completas equivalentes son 3,5, porque parte de esas cinco personas no trabaja a tiempo completo todo el año. El coste de personal asciende a 92.776 € al año, ya con la Seguridad Social dentro, y esa cifra ya recoge la subida salarial del convenio del sector de confitería, pastelería, bollería, repostería, heladería y platos cocinados de la Comunidad de Madrid para 2026 (Resolución de 7 de febrero de 2026 de la D.G. de Trabajo de la Comunidad de Madrid). En el año de crucero, ese coste de personal representa el 28,8 % de las ventas: es el ratio que hay que vigilar mes a mes en la cuenta de explotación, porque si se dispara por encima de eso el negocio deja de generar el margen con el que está modelado.</w:t>
       </w:r>
     </w:p>
     <w:p>
@@ -2881,7 +2841,7 @@
           <w:b w:val="0"/>
           <w:i w:val="0"/>
         </w:rPr>
-        <w:t>No toda la plantilla entra el mismo día. El Jefe Pastelero y el Pastelero se contratan antes de abrir, porque hay que dejar cerradas las fichas de producción y rodar las primeras elaboraciones antes de que entre el primer cliente. El Dependiente Vitrina que abre la persiana el día de la apertura se suma justo entonces, no antes: no tiene sentido pagarle semanas de vitrina vacía. El Ayudante y el segundo Dependiente Vitrina llegan después, cuando el volumen de venta ya sostiene esas horas. Por eso el primer año no cuesta lo mismo que el de crucero: se paga la plantilla completa antes de que la plantilla completa esté generando el ritmo de venta que la justifica, y ese desfase hay que tenerlo presupuestado desde el primer mes.</w:t>
+        <w:t>No toda la plantilla entra el mismo día. El Jefe Pastelero y el Pastelero se contratan antes de abrir, porque hay que dejar cerradas las fichas de producción y rodar las primeras elaboraciones antes de que entre el primer cliente. No toda la plantilla hace falta desde el primer día, pero este plan la presupuesta entera desde el mes uno a propósito: es el supuesto conservador, y por eso el coste de personal es el mismo en los tres años del cuadro. Si escalonas las altas -el Ayudante y el segundo Dependiente Vitrina cuando el volumen sostenga esas horas- el año uno mejora sobre lo previsto, y ese margen se queda como colchón en vez de como promesa.</w:t>
       </w:r>
     </w:p>
     <w:p>
@@ -2907,7 +2867,7 @@
           <w:b w:val="0"/>
           <w:i w:val="0"/>
         </w:rPr>
-        <w:t>El criterio para fijar el mes de apertura no es «en cuanto esté todo firmado», sino llegar rodado a la temporada fuerte: se abre fuera de campaña, con tiempo para que la plantilla, el obrador y la vitrina (exhibidor) cojan ritmo antes de que llegue el pico de ventas del año. El propio cronograma avisa si, según cómo se vayan cumpliendo los hitos, la fecha de apertura calculada acaba cayendo dentro de una campaña: es la señal de que hay que adelantar alguna gestión, no de que haya que abrir con el proyecto a medio rodar.</w:t>
+        <w:t>El criterio para fijar el mes de apertura no es «en cuanto esté todo firmado», sino llegar rodado a la temporada fuerte: se abre fuera de campaña, con tiempo para que la plantilla, el obrador y la vitrina cojan ritmo antes de que llegue el pico de ventas del año. El propio cronograma avisa si, según cómo se vayan cumpliendo los hitos, la fecha de apertura calculada acaba cayendo dentro de una campaña: es la señal de que hay que adelantar alguna gestión, no de que haya que abrir con el proyecto a medio rodar.</w:t>
       </w:r>
     </w:p>
     <w:p>
@@ -4476,7 +4436,7 @@
           <w:b w:val="0"/>
           <w:i w:val="0"/>
         </w:rPr>
-        <w:t>Antes de proyectar un solo euro, este plan declara sus supuestos, y ese orden no es casualidad: un plan que enseña primero el resultado y explica después de dónde sale no se defiende delante de un banco. Los supuestos que sostienen las tres hojas del caso son los tickets que estimamos vender cada día, el ticket medio sin IVA, los días de apertura al año, la rampa con la que arranca el negocio en sus primeros meses de vitrina a medio llenar y clientela por construir, y la estacionalidad con la que se reparte esa venta a lo largo de los doce meses, con sus picos y sus valles propios de la pastelería (repostería). Cada uno de esos cinco supuestos vive en la hoja de parámetros del plan financiero a tres años, y de ahí sale cada cifra que aparece más abajo: si cambias uno, cambia todo lo que depende de él, así que conviene mirarlo primero.</w:t>
+        <w:t>Antes de proyectar un solo euro, este plan declara sus supuestos, y ese orden no es casualidad: un plan que enseña primero el resultado y explica después de dónde sale no se defiende delante de un banco. Los supuestos que sostienen las tres hojas del caso son los tickets que estimamos vender cada día, el ticket medio sin IVA, los días de apertura al año, la rampa con la que arranca el negocio en sus primeros meses de vitrina a medio llenar y clientela por construir, y la estacionalidad con la que se reparte esa venta a lo largo de los doce meses, con sus picos y sus valles propios de la pastelería. Cada uno de esos cinco supuestos vive en la hoja de parámetros del plan financiero a tres años, y de ahí sale cada cifra que aparece más abajo: si cambias uno, cambia todo lo que depende de él, así que conviene mirarlo primero.</w:t>
       </w:r>
     </w:p>
     <w:p>
@@ -4485,7 +4445,7 @@
           <w:b w:val="0"/>
           <w:i w:val="0"/>
         </w:rPr>
-        <w:t>El otro supuesto que hay que declarar, y que casi nadie declara, es el del margen: el coste (costo) de ventas de este caso se proyecta con la regla única de margen del modelo, no con el escandallo (costeo) pieza a pieza de cada tarta (pastel o torta). Es el supuesto conservador porque no depende de acertar qué se vende cada día en la vitrina (exhibidor), sino de aplicar una proporción que ya recoge las mermas de producción y el mix real de encargos (pedidos) y venta de mostrador. Un plan que intentara calcular el margen sumando el escandallo de cada referencia acabaría sobreestimando el resultado en los meses en que la vitrina no vende exactamente lo previsto, que son casi todos.</w:t>
+        <w:t>El otro supuesto que hay que declarar, y que casi nadie declara, es el del margen: el coste de ventas de este caso se proyecta con la regla única de margen del modelo, no con el escandallo pieza a pieza de cada tarta. Es el supuesto conservador porque no depende de acertar qué se vende cada día en la vitrina, sino de aplicar una proporción que ya recoge las mermas de producción y el mix real de encargos y venta de mostrador. Un plan que intentara calcular el margen sumando el escandallo de cada referencia acabaría sobreestimando el resultado en los meses en que la vitrina no vende exactamente lo previsto, que son casi todos.</w:t>
       </w:r>
     </w:p>
     <w:p>
@@ -4502,7 +4462,7 @@
           <w:b w:val="0"/>
           <w:i w:val="0"/>
         </w:rPr>
-        <w:t>El cuadro siguiente da la cuenta de resultados completa, año a año. De esa tabla, tres lecturas importan más que el resto. La primera es que hay una partida de costes fijos que pesa más que ninguna otra en la cuenta, y conviene mirarla antes que cualquier otra decisión de precio. La segunda es que la retribución del propietario aparece como renglón propio en todas las lecturas del resultado, nunca camuflada dentro de otro coste: es el sueldo de quien monta el negocio, y se ve como tal. La tercera es el resultado neto de cada año: 5.447 € en el año uno, cuando el local todavía está en rampa de arranque, y 27.836 € en el año de crucero, cuando la venta ya recorre su estacionalidad completa.</w:t>
+        <w:t>El cuadro siguiente da la cuenta de resultados completa, año a año. De esa tabla, tres lecturas importan más que el resto. La primera es que hay una partida de costes fijos que pesa más que ninguna otra en la cuenta, y hay que mirarla antes que cualquier otra decisión de precio. La segunda es que la retribución del propietario aparece como renglón propio en todas las lecturas del resultado, nunca camuflada dentro de otro coste: es el sueldo de quien monta el negocio, y se ve como tal. La tercera es el resultado neto de cada año: 4.469 € en el año uno, cuando el local todavía está en rampa de arranque, y 27.836 € en el año de crucero, cuando la venta ya recorre su estacionalidad completa.</w:t>
       </w:r>
     </w:p>
     <w:p>
@@ -4528,7 +4488,7 @@
           <w:b w:val="0"/>
           <w:i w:val="0"/>
         </w:rPr>
-        <w:t>Aquí conviene distinguir dos equilibrios, porque no son el mismo número. El equilibrio contable -el punto en el que el resultado deja de ser negativo- pide menos tickets al día que el equilibrio de caja. El equilibrio de caja, que es el que de verdad importa mientras hay un préstamo abierto, exige 148,9 tickets al día. La diferencia entre los dos no es un error de cálculo: la devolución del principal del préstamo sale de la caja, no del resultado contable, así que hace falta vender más para que la caja aguante que para que el papel diga que se gana dinero.</w:t>
+        <w:t>Aquí hay que distinguir dos equilibrios, porque no son el mismo número. El equilibrio contable -el punto en el que el resultado deja de ser negativo- pide más tickets al día que el equilibrio de caja: 155,6 frente a 148,9. El equilibrio de caja, que es el que de verdad importa mientras hay un préstamo abierto, exige 148,9 tickets al día. La diferencia entre los dos no es un error de cálculo: el contable carga la amortización, que no se paga, y el de caja carga la devolución de principal, que sí sale del banco. En este plan la amortización (16.090 €) pesa más que el principal (7.979 €), y por eso el umbral de caja queda por debajo del contable.</w:t>
       </w:r>
     </w:p>
     <w:p>
@@ -4537,7 +4497,7 @@
           <w:b w:val="0"/>
           <w:i w:val="0"/>
         </w:rPr>
-        <w:t>En el año de crucero, la venta real deja una holgura del 22,9 % sobre ese equilibrio de caja: es la cifra que responde a cuánto puede caer la previsión de venta antes de que algo se rompa. Como referencia de sector, un ejemplo publicado en «Cómo montar un negocio de pastelería: guía 2026 - Pastelería Para Todos» (2026-07-12) sitúa unos costes fijos de 5.000 € al mes con una facturación de equilibrio de 7200 €/mes de facturación de equilibrio: un margen implícito coherente con la misma regla única de margen que usa este plan, lo que confirma que el modelo no está sobredimensionado.</w:t>
+        <w:t>En el año de crucero, la venta real deja una holgura del 22,9 % sobre ese equilibrio de caja: es la cifra que responde a cuánto puede caer la previsión de venta antes de que algo se rompa. Como referencia de sector, un ejemplo publicado en «Cómo montar un negocio de pastelería: guía 2026 - Pastelería Para Todos» (2026-07-12) sitúa unos costes fijos de 5.000 € al mes con una facturación de equilibrio de unos 7.200 € al mes: un margen implícito coherente con la misma regla única de margen que usa este plan, lo que confirma que el modelo no está sobredimensionado.</w:t>
       </w:r>
     </w:p>
     <w:p>
@@ -4554,7 +4514,7 @@
           <w:b w:val="0"/>
           <w:i w:val="0"/>
         </w:rPr>
-        <w:t>La tabla de abajo sigue la caja mes a mes durante el primer año, y ahí aparece la pregunta que de verdad hace un banco: no cuánto se gana en el papel, sino si la caja llega viva al mes siguiente. El saldo mínimo de caja del primer año es de 59.622 €, y se toca en el mes 3, justo cuando la rampa de arranque todavía no ha llenado la vitrina de clientela recurrente y la inversión inicial ya ha salido de caja.</w:t>
+        <w:t>La tabla de abajo sigue la caja mes a mes durante el primer año, y ahí aparece la pregunta que hace un banco: no cuánto se gana en el papel, sino si la caja llega viva al mes siguiente. El saldo mínimo de caja del primer año es de 61.037 €, y se toca en el mes 3, justo cuando la rampa de arranque todavía no ha llenado la vitrina de clientela recurrente y la inversión inicial ya ha salido de caja.</w:t>
       </w:r>
     </w:p>
     <w:p>
@@ -4563,7 +4523,7 @@
           <w:b w:val="0"/>
           <w:i w:val="0"/>
         </w:rPr>
-        <w:t>Dentro de esa misma tesorería hay un efecto que conviene entender antes de asustarse por un mes flojo: el IVA de la inversión se adelanta al comprar el equipo del obrador (taller o laboratorio) y vuelve con la liquidación del período correspondiente. Es caja que sale y caja que entra, aunque nunca sea un coste real del negocio, y por eso el mes en el que la caja toca fondo no coincide necesariamente con el mes de mayor gasto contable.</w:t>
+        <w:t>Dentro de esa misma tesorería hay un efecto que conviene entender antes de asustarse por un mes flojo: el IVA de la inversión se adelanta al comprar el equipo del obrador y vuelve con la liquidación del período correspondiente. Es caja que sale y caja que entra, aunque nunca sea un coste real del negocio, y por eso el mes en el que la caja toca fondo no coincide necesariamente con el mes de mayor gasto contable.</w:t>
       </w:r>
     </w:p>
     <w:p>
@@ -4580,7 +4540,7 @@
           <w:b w:val="0"/>
           <w:i w:val="0"/>
         </w:rPr>
-        <w:t>El origen de fondos de este caso combina capital propio y un préstamo, y ese préstamo es el que fija la cuota mensual de 936,57 €, la cifra que hay que poder pagar todos los meses sin excepción durante toda la vida del crédito. Es también la cifra que explica por qué el equilibrio de caja pide más tickets que el equilibrio contable: esa cuota sale de caja, mes tras mes, gane o no gane el negocio ese mes concreto.</w:t>
+        <w:t>El origen de fondos de este caso combina capital propio y un préstamo, y ese préstamo es el que fija la cuota mensual de 936,57 €, la cifra que hay que poder pagar todos los meses sin excepción durante toda la vida del crédito. Es también la cifra que explica por qué el equilibrio de caja no coincide con el contable: esa cuota sale de caja, mes tras mes, gane o no gane el negocio ese mes concreto.</w:t>
       </w:r>
     </w:p>
     <w:p>
@@ -4589,7 +4549,7 @@
           <w:b w:val="0"/>
           <w:i w:val="0"/>
         </w:rPr>
-        <w:t>La cobertura del servicio de la deuda más ajustada de todo el cuadro es de 3,37, y aquí hay una lectura que se pasa por alto con frecuencia: no hay que mirar el primer año, sino el peor año de todo el horizonte del plan. Un negocio puede empezar con holgura y estrecharse más adelante si cambia la estacionalidad o si un mes de reposición de equipo del obrador coincide con un valle de venta; mirar solo el arranque deja fuera precisamente el año en el que el préstamo aprieta más.</w:t>
+        <w:t>La cobertura del servicio de la deuda más ajustada de todo el cuadro es de 3,24, y aquí hay una lectura que se pasa por alto con frecuencia: no hay que mirar el primer año, sino el peor año de todo el horizonte del plan. Un negocio puede empezar con holgura y estrecharse más adelante si cambia la estacionalidad o si un mes de reposición de equipo del obrador coincide con un valle de venta; mirar solo el arranque deja fuera precisamente el año en el que el préstamo aprieta más.</w:t>
       </w:r>
     </w:p>
     <w:p>
@@ -4718,7 +4678,7 @@
                 <w:b w:val="0"/>
                 <w:i w:val="0"/>
               </w:rPr>
-              <w:t>284.066 €</w:t>
+              <w:t>282.374 €</w:t>
             </w:r>
           </w:p>
         </w:tc>
@@ -4795,7 +4755,7 @@
                 <w:b w:val="0"/>
                 <w:i w:val="0"/>
               </w:rPr>
-              <w:t>226.890 €</w:t>
+              <w:t>225.539 €</w:t>
             </w:r>
           </w:p>
         </w:tc>
@@ -4872,7 +4832,7 @@
                 <w:b w:val="0"/>
                 <w:i w:val="0"/>
               </w:rPr>
-              <w:t>57.176 €</w:t>
+              <w:t>56.835 €</w:t>
             </w:r>
           </w:p>
         </w:tc>
@@ -4949,7 +4909,7 @@
                 <w:b w:val="0"/>
                 <w:i w:val="0"/>
               </w:rPr>
-              <w:t>90.901 €</w:t>
+              <w:t>90.360 €</w:t>
             </w:r>
           </w:p>
         </w:tc>
@@ -5026,7 +4986,7 @@
                 <w:b w:val="0"/>
                 <w:i w:val="0"/>
               </w:rPr>
-              <w:t>90.901 €</w:t>
+              <w:t>90.360 €</w:t>
             </w:r>
           </w:p>
         </w:tc>
@@ -5103,7 +5063,7 @@
                 <w:b w:val="0"/>
                 <w:i w:val="0"/>
               </w:rPr>
-              <w:t>193.165 €</w:t>
+              <w:t>192.014 €</w:t>
             </w:r>
           </w:p>
         </w:tc>
@@ -5220,6 +5180,13 @@
           </w:tcPr>
           <w:p>
             <w:r/>
+            <w:r>
+              <w:rPr>
+                <w:b w:val="0"/>
+                <w:i w:val="0"/>
+              </w:rPr>
+              <w:t>28,8 %</w:t>
+            </w:r>
           </w:p>
         </w:tc>
       </w:tr>
@@ -6313,7 +6280,7 @@
                 <w:b w:val="0"/>
                 <w:i w:val="0"/>
               </w:rPr>
-              <w:t>IVA soportado de los costes variables</w:t>
+              <w:t>RESULTADO ANTES DE IMPUESTOS</w:t>
             </w:r>
           </w:p>
         </w:tc>
@@ -6328,147 +6295,7 @@
                 <w:b w:val="0"/>
                 <w:i w:val="0"/>
               </w:rPr>
-              <w:t>9.090 €</w:t>
-            </w:r>
-          </w:p>
-        </w:tc>
-        <w:tc>
-          <w:tcPr>
-            <w:tcW w:type="dxa" w:w="1949"/>
-          </w:tcPr>
-          <w:p>
-            <w:r/>
-            <w:r>
-              <w:rPr>
-                <w:b w:val="0"/>
-                <w:i w:val="0"/>
-              </w:rPr>
-              <w:t>10.310 €</w:t>
-            </w:r>
-          </w:p>
-        </w:tc>
-        <w:tc>
-          <w:tcPr>
-            <w:tcW w:type="dxa" w:w="1949"/>
-          </w:tcPr>
-          <w:p>
-            <w:r/>
-            <w:r>
-              <w:rPr>
-                <w:b w:val="0"/>
-                <w:i w:val="0"/>
-              </w:rPr>
-              <w:t>10.723 €</w:t>
-            </w:r>
-          </w:p>
-        </w:tc>
-        <w:tc>
-          <w:tcPr>
-            <w:tcW w:type="dxa" w:w="1949"/>
-          </w:tcPr>
-          <w:p>
-            <w:r/>
-          </w:p>
-        </w:tc>
-      </w:tr>
-      <w:tr>
-        <w:tc>
-          <w:tcPr>
-            <w:tcW w:type="dxa" w:w="1949"/>
-          </w:tcPr>
-          <w:p>
-            <w:r/>
-            <w:r>
-              <w:rPr>
-                <w:b w:val="0"/>
-                <w:i w:val="0"/>
-              </w:rPr>
-              <w:t>IVA soportado de los costes fijos</w:t>
-            </w:r>
-          </w:p>
-        </w:tc>
-        <w:tc>
-          <w:tcPr>
-            <w:tcW w:type="dxa" w:w="1949"/>
-          </w:tcPr>
-          <w:p>
-            <w:r/>
-            <w:r>
-              <w:rPr>
-                <w:b w:val="0"/>
-                <w:i w:val="0"/>
-              </w:rPr>
-              <w:t>9.236 €</w:t>
-            </w:r>
-          </w:p>
-        </w:tc>
-        <w:tc>
-          <w:tcPr>
-            <w:tcW w:type="dxa" w:w="1949"/>
-          </w:tcPr>
-          <w:p>
-            <w:r/>
-            <w:r>
-              <w:rPr>
-                <w:b w:val="0"/>
-                <w:i w:val="0"/>
-              </w:rPr>
-              <w:t>9.236 €</w:t>
-            </w:r>
-          </w:p>
-        </w:tc>
-        <w:tc>
-          <w:tcPr>
-            <w:tcW w:type="dxa" w:w="1949"/>
-          </w:tcPr>
-          <w:p>
-            <w:r/>
-            <w:r>
-              <w:rPr>
-                <w:b w:val="0"/>
-                <w:i w:val="0"/>
-              </w:rPr>
-              <w:t>9.236 €</w:t>
-            </w:r>
-          </w:p>
-        </w:tc>
-        <w:tc>
-          <w:tcPr>
-            <w:tcW w:type="dxa" w:w="1949"/>
-          </w:tcPr>
-          <w:p>
-            <w:r/>
-          </w:p>
-        </w:tc>
-      </w:tr>
-      <w:tr>
-        <w:tc>
-          <w:tcPr>
-            <w:tcW w:type="dxa" w:w="1949"/>
-          </w:tcPr>
-          <w:p>
-            <w:r/>
-            <w:r>
-              <w:rPr>
-                <w:b w:val="0"/>
-                <w:i w:val="0"/>
-              </w:rPr>
-              <w:t>RESULTADO ANTES DE IMPUESTOS</w:t>
-            </w:r>
-          </w:p>
-        </w:tc>
-        <w:tc>
-          <w:tcPr>
-            <w:tcW w:type="dxa" w:w="1949"/>
-          </w:tcPr>
-          <w:p>
-            <w:r/>
-            <w:r>
-              <w:rPr>
-                <w:b w:val="0"/>
-                <w:i w:val="0"/>
-              </w:rPr>
-              <w:t>6.408 €</w:t>
+              <w:t>5.257 €</w:t>
             </w:r>
           </w:p>
         </w:tc>
@@ -6529,7 +6356,7 @@
           <w:i/>
           <w:color w:val="444444"/>
         </w:rPr>
-        <w:t>Todas las cifras van sin IVA y el coste de ventas se proyecta con la regla única de margen, que es el supuesto conservador.</w:t>
+        <w:t>Todas las cifras van sin IVA y el coste de ventas se proyecta con la regla única de margen, que es el supuesto conservador. Las dos líneas de IVA soportado que la hoja «PyG 3 Años» lleva como memoria (filas 34 y 35) no se imprimen aquí ni entran en la resta del resultado; su efecto sobre la caja está en la hoja de tesorería.</w:t>
       </w:r>
     </w:p>
     <w:p>
@@ -6690,7 +6517,7 @@
                 <w:b w:val="0"/>
                 <w:i w:val="0"/>
               </w:rPr>
-              <w:t>17.536 €</w:t>
+              <w:t>19.914 €</w:t>
             </w:r>
           </w:p>
         </w:tc>
@@ -6705,7 +6532,7 @@
                 <w:b w:val="0"/>
                 <w:i w:val="0"/>
               </w:rPr>
-              <w:t>20.648 €</w:t>
+              <w:t>20.437 €</w:t>
             </w:r>
           </w:p>
         </w:tc>
@@ -6720,7 +6547,7 @@
                 <w:b w:val="0"/>
                 <w:i w:val="0"/>
               </w:rPr>
-              <w:t>28.633 €</w:t>
+              <w:t>28.342 €</w:t>
             </w:r>
           </w:p>
         </w:tc>
@@ -6735,7 +6562,7 @@
                 <w:b w:val="0"/>
                 <w:i w:val="0"/>
               </w:rPr>
-              <w:t>26.348 €</w:t>
+              <w:t>26.012 €</w:t>
             </w:r>
           </w:p>
         </w:tc>
@@ -6750,7 +6577,7 @@
                 <w:b w:val="0"/>
                 <w:i w:val="0"/>
               </w:rPr>
-              <w:t>36.973 €</w:t>
+              <w:t>35.870 €</w:t>
             </w:r>
           </w:p>
         </w:tc>
@@ -6765,7 +6592,7 @@
                 <w:b w:val="0"/>
                 <w:i w:val="0"/>
               </w:rPr>
-              <w:t>306.238 €</w:t>
+              <w:t>304.485 €</w:t>
             </w:r>
           </w:p>
         </w:tc>
@@ -6797,7 +6624,7 @@
                 <w:b w:val="0"/>
                 <w:i w:val="0"/>
               </w:rPr>
-              <w:t>-0 €</w:t>
+              <w:t>0 €</w:t>
             </w:r>
           </w:p>
         </w:tc>
@@ -6812,7 +6639,7 @@
                 <w:b w:val="0"/>
                 <w:i w:val="0"/>
               </w:rPr>
-              <w:t>-5.686 €</w:t>
+              <w:t>-5.625 €</w:t>
             </w:r>
           </w:p>
         </w:tc>
@@ -6827,7 +6654,7 @@
                 <w:b w:val="0"/>
                 <w:i w:val="0"/>
               </w:rPr>
-              <w:t>-9.289 €</w:t>
+              <w:t>-9.203 €</w:t>
             </w:r>
           </w:p>
         </w:tc>
@@ -6842,7 +6669,7 @@
                 <w:b w:val="0"/>
                 <w:i w:val="0"/>
               </w:rPr>
-              <w:t>-6.427 €</w:t>
+              <w:t>-6.143 €</w:t>
             </w:r>
           </w:p>
         </w:tc>
@@ -6857,7 +6684,7 @@
                 <w:b w:val="0"/>
                 <w:i w:val="0"/>
               </w:rPr>
-              <w:t>-10.302 €</w:t>
+              <w:t>-10.207 €</w:t>
             </w:r>
           </w:p>
         </w:tc>
@@ -6872,7 +6699,7 @@
                 <w:b w:val="0"/>
                 <w:i w:val="0"/>
               </w:rPr>
-              <w:t>-87.894 €</w:t>
+              <w:t>-87.676 €</w:t>
             </w:r>
           </w:p>
         </w:tc>
@@ -7332,7 +7159,7 @@
                 <w:b w:val="0"/>
                 <w:i w:val="0"/>
               </w:rPr>
-              <w:t>1.532 €</w:t>
+              <w:t>1.740 €</w:t>
             </w:r>
           </w:p>
         </w:tc>
@@ -7347,7 +7174,7 @@
                 <w:b w:val="0"/>
                 <w:i w:val="0"/>
               </w:rPr>
-              <w:t>1.689 €</w:t>
+              <w:t>1.672 €</w:t>
             </w:r>
           </w:p>
         </w:tc>
@@ -7362,7 +7189,7 @@
                 <w:b w:val="0"/>
                 <w:i w:val="0"/>
               </w:rPr>
-              <w:t>2.314 €</w:t>
+              <w:t>2.290 €</w:t>
             </w:r>
           </w:p>
         </w:tc>
@@ -7377,7 +7204,7 @@
                 <w:b w:val="0"/>
                 <w:i w:val="0"/>
               </w:rPr>
-              <w:t>2.172 €</w:t>
+              <w:t>2.148 €</w:t>
             </w:r>
           </w:p>
         </w:tc>
@@ -7392,7 +7219,7 @@
                 <w:b w:val="0"/>
                 <w:i w:val="0"/>
               </w:rPr>
-              <w:t>3.022 €</w:t>
+              <w:t>2.927 €</w:t>
             </w:r>
           </w:p>
         </w:tc>
@@ -7407,7 +7234,7 @@
                 <w:b w:val="0"/>
                 <w:i w:val="0"/>
               </w:rPr>
-              <w:t>24.976 €</w:t>
+              <w:t>24.827 €</w:t>
             </w:r>
           </w:p>
         </w:tc>
@@ -7439,7 +7266,7 @@
                 <w:b w:val="0"/>
                 <w:i w:val="0"/>
               </w:rPr>
-              <w:t>1.327 €</w:t>
+              <w:t>1.403 €</w:t>
             </w:r>
           </w:p>
         </w:tc>
@@ -7454,7 +7281,7 @@
                 <w:b w:val="0"/>
                 <w:i w:val="0"/>
               </w:rPr>
-              <w:t>1.384 €</w:t>
+              <w:t>1.378 €</w:t>
             </w:r>
           </w:p>
         </w:tc>
@@ -7469,7 +7296,7 @@
                 <w:b w:val="0"/>
                 <w:i w:val="0"/>
               </w:rPr>
-              <w:t>1.612 €</w:t>
+              <w:t>1.603 €</w:t>
             </w:r>
           </w:p>
         </w:tc>
@@ -7484,7 +7311,7 @@
                 <w:b w:val="0"/>
                 <w:i w:val="0"/>
               </w:rPr>
-              <w:t>1.560 €</w:t>
+              <w:t>1.552 €</w:t>
             </w:r>
           </w:p>
         </w:tc>
@@ -7499,7 +7326,7 @@
                 <w:b w:val="0"/>
                 <w:i w:val="0"/>
               </w:rPr>
-              <w:t>1.869 €</w:t>
+              <w:t>1.835 €</w:t>
             </w:r>
           </w:p>
         </w:tc>
@@ -7514,7 +7341,7 @@
                 <w:b w:val="0"/>
                 <w:i w:val="0"/>
               </w:rPr>
-              <w:t>18.326 €</w:t>
+              <w:t>18.272 €</w:t>
             </w:r>
           </w:p>
         </w:tc>
@@ -7618,7 +7445,7 @@
                 <w:b w:val="0"/>
                 <w:i w:val="0"/>
               </w:rPr>
-              <w:t>4.086 €</w:t>
+              <w:t>6.464 €</w:t>
             </w:r>
           </w:p>
         </w:tc>
@@ -7633,7 +7460,7 @@
                 <w:b w:val="0"/>
                 <w:i w:val="0"/>
               </w:rPr>
-              <w:t>-4.673 €</w:t>
+              <w:t>-4.824 €</w:t>
             </w:r>
           </w:p>
         </w:tc>
@@ -7648,7 +7475,7 @@
                 <w:b w:val="0"/>
                 <w:i w:val="0"/>
               </w:rPr>
-              <w:t>5.894 €</w:t>
+              <w:t>5.690 €</w:t>
             </w:r>
           </w:p>
         </w:tc>
@@ -7663,7 +7490,7 @@
                 <w:b w:val="0"/>
                 <w:i w:val="0"/>
               </w:rPr>
-              <w:t>5.845 €</w:t>
+              <w:t>5.792 €</w:t>
             </w:r>
           </w:p>
         </w:tc>
@@ -7678,7 +7505,7 @@
                 <w:b w:val="0"/>
                 <w:i w:val="0"/>
               </w:rPr>
-              <w:t>6.410 €</w:t>
+              <w:t>5.402 €</w:t>
             </w:r>
           </w:p>
         </w:tc>
@@ -7693,7 +7520,7 @@
                 <w:b w:val="0"/>
                 <w:i w:val="0"/>
               </w:rPr>
-              <w:t>34.633 €</w:t>
+              <w:t>33.097 €</w:t>
             </w:r>
           </w:p>
         </w:tc>
@@ -7725,7 +7552,7 @@
                 <w:b w:val="0"/>
                 <w:i w:val="0"/>
               </w:rPr>
-              <w:t>66.201 €</w:t>
+              <w:t>68.579 €</w:t>
             </w:r>
           </w:p>
         </w:tc>
@@ -7740,7 +7567,7 @@
                 <w:b w:val="0"/>
                 <w:i w:val="0"/>
               </w:rPr>
-              <w:t>59.622 €</w:t>
+              <w:t>61.037 €</w:t>
             </w:r>
           </w:p>
         </w:tc>
@@ -7755,7 +7582,7 @@
                 <w:b w:val="0"/>
                 <w:i w:val="0"/>
               </w:rPr>
-              <w:t>76.991 €</w:t>
+              <w:t>77.847 €</w:t>
             </w:r>
           </w:p>
         </w:tc>
@@ -7770,7 +7597,7 @@
                 <w:b w:val="0"/>
                 <w:i w:val="0"/>
               </w:rPr>
-              <w:t>76.750 €</w:t>
+              <w:t>76.617 €</w:t>
             </w:r>
           </w:p>
         </w:tc>
@@ -7785,7 +7612,7 @@
                 <w:b w:val="0"/>
                 <w:i w:val="0"/>
               </w:rPr>
-              <w:t>96.748 €</w:t>
+              <w:t>95.213 €</w:t>
             </w:r>
           </w:p>
         </w:tc>
@@ -7809,7 +7636,7 @@
           <w:i/>
           <w:color w:val="444444"/>
         </w:rPr>
-        <w:t>La cuenta de resultados dice si el negocio gana; esta hoja dice si llega a fin de mes. El mes en el que la caja toca fondo es la pregunta que hace un banco.</w:t>
+        <w:t>La cuenta de resultados dice si el negocio gana; esta hoja dice si llega a fin de mes. El mes en el que la caja toca fondo es la pregunta que hace un banco. Las compras del mes 1 salen a cero porque el supuesto es pago a 30 días: la primera factura de materia prima se paga en el mes 2, y el pedido de arranque ya está dentro de la inversión inicial como packaging.</w:t>
       </w:r>
     </w:p>
     <w:p>
@@ -7839,7 +7666,7 @@
           <w:b w:val="0"/>
           <w:i w:val="0"/>
         </w:rPr>
-        <w:t>El modelo trabaja con tres fotografías del mismo negocio: mismo local, mismo obrador (taller o laboratorio), misma plantilla, mismos precios. La diferencia está sólo en cuánto se vende cada mes. En el escenario pesimista los ingresos se quedan en 211.120 € y el resultado neto cae a -42.784 €: números rojos de verdad, no un mal mes puntual. En el optimista el resultado neto sube a 97.579 €, con la misma estructura de costes (costos) por debajo. El escenario realista queda entre los dos extremos, y es el que hay que leer para tomar decisiones: el pesimista y el optimista son los supuestos que marcan los límites del rango, "qué pasa si va mal" y "qué pasa si va muy bien", no la previsión con la que se monta el negocio. El cuadro de abajo desglosa los tres con la misma plantilla y los mismos costes fijos.</w:t>
+        <w:t>El modelo trabaja con tres fotografías del mismo negocio: mismo local, mismo obrador, misma plantilla, mismos precios. La diferencia está sólo en cuánto se vende cada mes. En el escenario pesimista los ingresos se quedan en 211.120 € y el resultado neto cae a -42.784 €: números rojos de verdad, no un mal mes puntual. En el optimista el resultado neto sube a 97.579 €, con la misma estructura de costes por debajo. El escenario realista queda entre los dos extremos, y es el que hay que leer para tomar decisiones: el pesimista y el optimista son los supuestos que marcan los límites del rango, "qué pasa si va mal" y "qué pasa si va muy bien", no la previsión con la que se monta el negocio. El cuadro de abajo desglosa los tres con la misma plantilla y los mismos costes fijos.</w:t>
       </w:r>
     </w:p>
     <w:p>
@@ -7922,7 +7749,7 @@
           <w:b w:val="0"/>
           <w:i w:val="0"/>
         </w:rPr>
-        <w:t>La mitigación de los tres primeros pasa por el mismo sitio: la hoja de equipamiento y proveedores del pack, que recoge el plazo de entrega de cada máquina y deja ver cuál manda en el calendario de apertura. De todo el listado, el elemento con el margen más ajustado es la cámara de fermentación controlada, el roll-in: es la pieza que primero hay que encargar, y su plazo de entrega es el que gobierna la fecha real de apertura, no la obra ni el papeleo. El desvío de presupuesto de obra se sigue con la propia calculadora de inversión del pack, comparando cada partida contra lo presupuestado en vez de esperar a la factura final para descubrirlo.</w:t>
+        <w:t>La mitigación de los tres primeros pasa por el mismo sitio: la hoja de equipamiento y proveedores del pack, que recoge el plazo de entrega de cada máquina y deja ver cuál manda en el calendario de apertura. De todo el listado, el plazo más largo es el de la cámara de fermentación controlada, el roll-in: nueve semanas, y es la primera que hay que encargar. En este cronograma no gobierna la fecha de apertura -es el único hito con holgura- precisamente porque se pide en paralelo a la obra; el día que se pida tarde, pasa a gobernarla. El desvío de presupuesto de obra se sigue con la propia calculadora de inversión del pack, comparando cada partida contra lo presupuestado en vez de esperar a la factura final para descubrirlo.</w:t>
       </w:r>
     </w:p>
     <w:p>
@@ -7996,7 +7823,7 @@
           <w:b w:val="0"/>
           <w:i w:val="0"/>
         </w:rPr>
-        <w:t>La hoja de capacidad frente a demanda de pico de la calculadora de estacionalidad marca 6 campañas que el obrador, tal como está dimensionado, no aguanta sin ajustar turnos o subcontratar parte de la producción: saberlo antes de la campaña evita prometer un volumen que luego no sale del horno. El coste de personal se vigila contra ese mismo 43,9 % del escenario pesimista: si la vitrina (exhibidor) se acerca a esa cifra sin estar en el peor mes del año, es la señal de que el cuadrante está sobredimensionado para lo que se vende de verdad. De materia prima no hay un precio fijo que dar aquí, pero sí conviene tener presente el caso de Pastelerías Pomar, obrador familiar de cuarta generación con 47 empleados: su dueño explica que en temporada alta la producción no sube un poco, salta a un múltiplo muy superior al del resto del año (Matías, dueño de una pastelería en España: montar un obrador cuesta... y la rentabilidad - El..., 2025-11-21), y ese salto es justo el que puede dejar corto un obrador dimensionado sólo para el día a día. Para la falta de personal, la mitigación no es un número sino un calendario: abrir la búsqueda con margen respecto a la fecha de la campaña, no cuando la campaña ya ha empezado.</w:t>
+        <w:t>La hoja de capacidad frente a demanda de pico de la calculadora de estacionalidad marca 6 campañas que el obrador, tal como está dimensionado, no aguanta sin ajustar turnos o subcontratar parte de la producción: saberlo antes de la campaña evita prometer un volumen que luego no sale del horno. El coste de personal se vigila contra ese mismo 43,9 % del escenario pesimista: si la vitrina se acerca a esa cifra sin estar en el peor mes del año, es la señal de que el cuadrante está sobredimensionado para lo que se vende. De materia prima no hay un precio fijo que dar aquí, pero sí hay que tener presente el caso de Pastelerías Pomar, obrador familiar de cuarta generación con 47 empleados: su dueño explica que en temporada alta la producción no sube un poco, salta a un múltiplo muy superior al del resto del año (Matías, dueño de una pastelería en España: montar un obrador cuesta... y la rentabilidad - El..., 2025-11-21), y ese salto es justo el que puede dejar corto un obrador dimensionado sólo para el día a día. Para la falta de personal, la mitigación no es un número sino un calendario: abrir la búsqueda con margen respecto a la fecha de la campaña, no cuando la campaña ya ha empezado.</w:t>
       </w:r>
     </w:p>
     <w:p>
@@ -8686,11 +8513,6 @@
       </w:r>
     </w:p>
     <w:p>
-      <w:r>
-        <w:br w:type="page"/>
-      </w:r>
-    </w:p>
-    <w:p>
       <w:pPr>
         <w:pStyle w:val="Heading1"/>
       </w:pPr>
@@ -8713,7 +8535,7 @@
           <w:b/>
           <w:i w:val="0"/>
         </w:rPr>
-        <w:t>Versión 1.0 · septiembre de 2026 · aichef.pro/guia-pasteleria-obrador · info@aichef.pro</w:t>
+        <w:t>Versión 1.0.1 · septiembre de 2026 · aichef.pro/guia-pasteleria-obrador · info@aichef.pro</w:t>
       </w:r>
     </w:p>
     <w:p>
